--- a/manuscript/revision/Blattabacterium HGT manuscript_responses to reviews_2026-03-31.docx
+++ b/manuscript/revision/Blattabacterium HGT manuscript_responses to reviews_2026-03-31.docx
@@ -466,6 +466,8 @@
         </w:rPr>
         <w:t>see ###).</w:t>
       </w:r>
+      <w:bookmarkStart w:id="0" w:name="_GoBack"/>
+      <w:bookmarkEnd w:id="0"/>
     </w:p>
     <w:p>
       <w:pPr>
@@ -969,8 +971,6 @@
         </w:rPr>
         <w:t>.</w:t>
       </w:r>
-      <w:bookmarkStart w:id="0" w:name="_GoBack"/>
-      <w:bookmarkEnd w:id="0"/>
     </w:p>
     <w:p>
       <w:pPr>
@@ -1832,6 +1832,24 @@
     </w:p>
     <w:p>
       <w:pPr>
+        <w:pStyle w:val="ListParagraph"/>
+        <w:numPr>
+          <w:ilvl w:val="0"/>
+          <w:numId w:val="1"/>
+        </w:numPr>
+        <w:rPr>
+          <w:color w:val="FF0000"/>
+        </w:rPr>
+      </w:pPr>
+      <w:r>
+        <w:rPr>
+          <w:color w:val="FF0000"/>
+        </w:rPr>
+        <w:t>Maybe soften the tone some more</w:t>
+      </w:r>
+    </w:p>
+    <w:p>
+      <w:pPr>
         <w:rPr>
           <w:color w:val="2F5496" w:themeColor="accent1" w:themeShade="BF"/>
         </w:rPr>
@@ -1884,6 +1902,7 @@
       <w:pPr>
         <w:rPr>
           <w:color w:val="000000" w:themeColor="text1"/>
+          <w:highlight w:val="yellow"/>
         </w:rPr>
       </w:pPr>
       <w:r>
@@ -1903,6 +1922,33 @@
     <w:p>
       <w:pPr>
         <w:rPr>
+          <w:color w:val="000000" w:themeColor="text1"/>
+        </w:rPr>
+      </w:pPr>
+      <w:r>
+        <w:rPr>
+          <w:color w:val="000000" w:themeColor="text1"/>
+        </w:rPr>
+        <w:t xml:space="preserve">Or, we are hesitant pull out because although the annotation </w:t>
+      </w:r>
+      <w:proofErr w:type="gramStart"/>
+      <w:r>
+        <w:rPr>
+          <w:color w:val="000000" w:themeColor="text1"/>
+        </w:rPr>
+        <w:t>are</w:t>
+      </w:r>
+      <w:proofErr w:type="gramEnd"/>
+      <w:r>
+        <w:rPr>
+          <w:color w:val="000000" w:themeColor="text1"/>
+        </w:rPr>
+        <w:t xml:space="preserve"> good, we are unsure of the gene identity (i.e. they are ab initio predictions).</w:t>
+      </w:r>
+    </w:p>
+    <w:p>
+      <w:pPr>
+        <w:rPr>
           <w:color w:val="FF0000"/>
         </w:rPr>
       </w:pPr>
@@ -1933,6 +1979,249 @@
           <w:color w:val="2F5496" w:themeColor="accent1" w:themeShade="BF"/>
           <w:highlight w:val="green"/>
         </w:rPr>
+        <w:t>R3.4.</w:t>
+      </w:r>
+      <w:r>
+        <w:rPr>
+          <w:color w:val="2F5496" w:themeColor="accent1" w:themeShade="BF"/>
+        </w:rPr>
+        <w:t xml:space="preserve"> </w:t>
+      </w:r>
+      <w:r>
+        <w:rPr>
+          <w:color w:val="2F5496" w:themeColor="accent1" w:themeShade="BF"/>
+        </w:rPr>
+        <w:t xml:space="preserve">Related, how many insertions were shared between sister taxa, and is anything known about the </w:t>
+      </w:r>
+      <w:proofErr w:type="spellStart"/>
+      <w:r>
+        <w:rPr>
+          <w:color w:val="2F5496" w:themeColor="accent1" w:themeShade="BF"/>
+        </w:rPr>
+        <w:t>Blattabacterium</w:t>
+      </w:r>
+      <w:proofErr w:type="spellEnd"/>
+      <w:r>
+        <w:rPr>
+          <w:color w:val="2F5496" w:themeColor="accent1" w:themeShade="BF"/>
+        </w:rPr>
+        <w:t xml:space="preserve"> regions contributing the inserts (i.e. regulatory, CDS, unknown)?</w:t>
+      </w:r>
+    </w:p>
+    <w:p>
+      <w:pPr>
+        <w:rPr>
+          <w:color w:val="000000" w:themeColor="text1"/>
+        </w:rPr>
+      </w:pPr>
+      <w:r>
+        <w:rPr>
+          <w:color w:val="000000" w:themeColor="text1"/>
+        </w:rPr>
+        <w:t>We have reported “</w:t>
+      </w:r>
+      <w:r>
+        <w:rPr>
+          <w:color w:val="000000" w:themeColor="text1"/>
+        </w:rPr>
+        <w:t>Closely related taxa carried similar numbers of inserts, suggesting that many had been inherited</w:t>
+      </w:r>
+      <w:r>
+        <w:rPr>
+          <w:color w:val="000000" w:themeColor="text1"/>
+        </w:rPr>
+        <w:t xml:space="preserve"> </w:t>
+      </w:r>
+      <w:r>
+        <w:rPr>
+          <w:color w:val="000000" w:themeColor="text1"/>
+        </w:rPr>
+        <w:t>vertically (Fig. 1A).</w:t>
+      </w:r>
+      <w:r>
+        <w:rPr>
+          <w:color w:val="000000" w:themeColor="text1"/>
+        </w:rPr>
+        <w:t xml:space="preserve">” We also note that the number of insertions shared between cold be inferred via our pipeline identifying ancestral inserts – i.e. </w:t>
+      </w:r>
+      <w:r>
+        <w:rPr>
+          <w:color w:val="000000" w:themeColor="text1"/>
+        </w:rPr>
+        <w:t>calculating their similarity to inserts in</w:t>
+      </w:r>
+      <w:r>
+        <w:rPr>
+          <w:color w:val="000000" w:themeColor="text1"/>
+        </w:rPr>
+        <w:t xml:space="preserve"> </w:t>
+      </w:r>
+      <w:r>
+        <w:rPr>
+          <w:color w:val="000000" w:themeColor="text1"/>
+        </w:rPr>
+        <w:t>other species and to the host’s specific</w:t>
+      </w:r>
+      <w:r>
+        <w:rPr>
+          <w:color w:val="000000" w:themeColor="text1"/>
+        </w:rPr>
+        <w:t xml:space="preserve"> </w:t>
+      </w:r>
+      <w:proofErr w:type="spellStart"/>
+      <w:r>
+        <w:rPr>
+          <w:color w:val="000000" w:themeColor="text1"/>
+        </w:rPr>
+        <w:t>Blattabacterium</w:t>
+      </w:r>
+      <w:proofErr w:type="spellEnd"/>
+      <w:r>
+        <w:rPr>
+          <w:color w:val="000000" w:themeColor="text1"/>
+        </w:rPr>
+        <w:t xml:space="preserve"> strain</w:t>
+      </w:r>
+      <w:r>
+        <w:rPr>
+          <w:color w:val="000000" w:themeColor="text1"/>
+        </w:rPr>
+        <w:t>. However, we are hesitant to report the number of putatively ancestral insert using this method (on the tree, for example), as this is a somewhat coarse method that requires additional curation to confirm their homology, hence the reported numbers may be inflated. We have not automated this curation step (</w:t>
+      </w:r>
+      <w:r>
+        <w:rPr>
+          <w:color w:val="000000" w:themeColor="text1"/>
+        </w:rPr>
+        <w:t>inspecting 5 kb</w:t>
+      </w:r>
+      <w:r>
+        <w:rPr>
+          <w:color w:val="000000" w:themeColor="text1"/>
+        </w:rPr>
+        <w:t xml:space="preserve"> </w:t>
+      </w:r>
+      <w:r>
+        <w:rPr>
+          <w:color w:val="000000" w:themeColor="text1"/>
+        </w:rPr>
+        <w:t>of cockroach genome sequence upstream and downstream from the insert position across</w:t>
+      </w:r>
+      <w:r>
+        <w:rPr>
+          <w:color w:val="000000" w:themeColor="text1"/>
+        </w:rPr>
+        <w:t xml:space="preserve"> taxa), hence only carried it out on </w:t>
+      </w:r>
+      <w:r>
+        <w:rPr>
+          <w:color w:val="000000" w:themeColor="text1"/>
+        </w:rPr>
+        <w:t>22 putatively ancestral inserts</w:t>
+      </w:r>
+      <w:r>
+        <w:rPr>
+          <w:color w:val="000000" w:themeColor="text1"/>
+        </w:rPr>
+        <w:t>.</w:t>
+      </w:r>
+    </w:p>
+    <w:p>
+      <w:pPr>
+        <w:rPr>
+          <w:color w:val="000000" w:themeColor="text1"/>
+        </w:rPr>
+      </w:pPr>
+    </w:p>
+    <w:p>
+      <w:pPr>
+        <w:rPr>
+          <w:color w:val="000000" w:themeColor="text1"/>
+        </w:rPr>
+      </w:pPr>
+      <w:r>
+        <w:rPr>
+          <w:color w:val="000000" w:themeColor="text1"/>
+        </w:rPr>
+        <w:lastRenderedPageBreak/>
+        <w:t>To address the last part of this comment, a</w:t>
+      </w:r>
+      <w:r>
+        <w:rPr>
+          <w:color w:val="000000" w:themeColor="text1"/>
+        </w:rPr>
+        <w:t xml:space="preserve">ll </w:t>
+      </w:r>
+      <w:proofErr w:type="spellStart"/>
+      <w:r>
+        <w:rPr>
+          <w:color w:val="000000" w:themeColor="text1"/>
+        </w:rPr>
+        <w:t>Blattabacterium</w:t>
+      </w:r>
+      <w:proofErr w:type="spellEnd"/>
+      <w:r>
+        <w:rPr>
+          <w:color w:val="000000" w:themeColor="text1"/>
+        </w:rPr>
+        <w:t xml:space="preserve"> regions were involved in insertions </w:t>
+      </w:r>
+      <w:r>
+        <w:rPr>
+          <w:color w:val="000000" w:themeColor="text1"/>
+        </w:rPr>
+        <w:t>– there didn’t appear to be any bias towards particular regions. This is explain</w:t>
+      </w:r>
+      <w:r>
+        <w:rPr>
+          <w:color w:val="000000" w:themeColor="text1"/>
+        </w:rPr>
+        <w:t>ed</w:t>
+      </w:r>
+      <w:r>
+        <w:rPr>
+          <w:color w:val="000000" w:themeColor="text1"/>
+        </w:rPr>
+        <w:t xml:space="preserve"> in lines </w:t>
+      </w:r>
+      <w:r>
+        <w:rPr>
+          <w:color w:val="000000" w:themeColor="text1"/>
+          <w:highlight w:val="yellow"/>
+        </w:rPr>
+        <w:t>###</w:t>
+      </w:r>
+      <w:r>
+        <w:rPr>
+          <w:color w:val="000000" w:themeColor="text1"/>
+        </w:rPr>
+        <w:t xml:space="preserve"> </w:t>
+      </w:r>
+      <w:r>
+        <w:rPr>
+          <w:color w:val="000000" w:themeColor="text1"/>
+        </w:rPr>
+        <w:t>and illustrated in Figure 1C.</w:t>
+      </w:r>
+    </w:p>
+    <w:p>
+      <w:pPr>
+        <w:rPr>
+          <w:color w:val="2F5496" w:themeColor="accent1" w:themeShade="BF"/>
+        </w:rPr>
+      </w:pPr>
+    </w:p>
+    <w:p>
+      <w:pPr>
+        <w:rPr>
+          <w:color w:val="2F5496" w:themeColor="accent1" w:themeShade="BF"/>
+        </w:rPr>
+      </w:pPr>
+      <w:r>
+        <w:rPr>
+          <w:b/>
+          <w:bCs/>
+          <w:color w:val="2F5496" w:themeColor="accent1" w:themeShade="BF"/>
+        </w:rPr>
         <w:t>R3.</w:t>
       </w:r>
       <w:r>
@@ -1940,16 +2229,14 @@
           <w:b/>
           <w:bCs/>
           <w:color w:val="2F5496" w:themeColor="accent1" w:themeShade="BF"/>
-          <w:highlight w:val="green"/>
-        </w:rPr>
-        <w:t>4</w:t>
-      </w:r>
-      <w:r>
-        <w:rPr>
-          <w:b/>
-          <w:bCs/>
-          <w:color w:val="2F5496" w:themeColor="accent1" w:themeShade="BF"/>
-          <w:highlight w:val="green"/>
+        </w:rPr>
+        <w:t>5</w:t>
+      </w:r>
+      <w:r>
+        <w:rPr>
+          <w:b/>
+          <w:bCs/>
+          <w:color w:val="2F5496" w:themeColor="accent1" w:themeShade="BF"/>
         </w:rPr>
         <w:t>.</w:t>
       </w:r>
@@ -1963,264 +2250,6 @@
         <w:rPr>
           <w:color w:val="2F5496" w:themeColor="accent1" w:themeShade="BF"/>
         </w:rPr>
-        <w:t xml:space="preserve">Related, how many insertions were shared between sister taxa, and is anything known about the </w:t>
-      </w:r>
-      <w:proofErr w:type="spellStart"/>
-      <w:r>
-        <w:rPr>
-          <w:color w:val="2F5496" w:themeColor="accent1" w:themeShade="BF"/>
-        </w:rPr>
-        <w:t>Blattabacterium</w:t>
-      </w:r>
-      <w:proofErr w:type="spellEnd"/>
-      <w:r>
-        <w:rPr>
-          <w:color w:val="2F5496" w:themeColor="accent1" w:themeShade="BF"/>
-        </w:rPr>
-        <w:t xml:space="preserve"> regions contributing the inserts (i.e. regulatory, CDS, unknown)?</w:t>
-      </w:r>
-    </w:p>
-    <w:p>
-      <w:pPr>
-        <w:rPr>
-          <w:color w:val="000000" w:themeColor="text1"/>
-        </w:rPr>
-      </w:pPr>
-      <w:r>
-        <w:rPr>
-          <w:color w:val="000000" w:themeColor="text1"/>
-        </w:rPr>
-        <w:t>We have reported “</w:t>
-      </w:r>
-      <w:r>
-        <w:rPr>
-          <w:color w:val="000000" w:themeColor="text1"/>
-        </w:rPr>
-        <w:t>Closely related taxa carried similar numbers of inserts, suggesting that many had been inherited</w:t>
-      </w:r>
-      <w:r>
-        <w:rPr>
-          <w:color w:val="000000" w:themeColor="text1"/>
-        </w:rPr>
-        <w:t xml:space="preserve"> </w:t>
-      </w:r>
-      <w:r>
-        <w:rPr>
-          <w:color w:val="000000" w:themeColor="text1"/>
-        </w:rPr>
-        <w:t>vertically (Fig. 1A).</w:t>
-      </w:r>
-      <w:r>
-        <w:rPr>
-          <w:color w:val="000000" w:themeColor="text1"/>
-        </w:rPr>
-        <w:t xml:space="preserve">” We also note that the number of insertions shared between cold be inferred via our pipeline identifying ancestral inserts – i.e. </w:t>
-      </w:r>
-      <w:r>
-        <w:rPr>
-          <w:color w:val="000000" w:themeColor="text1"/>
-        </w:rPr>
-        <w:t>calculating their similarity to inserts in</w:t>
-      </w:r>
-      <w:r>
-        <w:rPr>
-          <w:color w:val="000000" w:themeColor="text1"/>
-        </w:rPr>
-        <w:t xml:space="preserve"> </w:t>
-      </w:r>
-      <w:r>
-        <w:rPr>
-          <w:color w:val="000000" w:themeColor="text1"/>
-        </w:rPr>
-        <w:t>other species and to the host’s specific</w:t>
-      </w:r>
-      <w:r>
-        <w:rPr>
-          <w:color w:val="000000" w:themeColor="text1"/>
-        </w:rPr>
-        <w:t xml:space="preserve"> </w:t>
-      </w:r>
-      <w:proofErr w:type="spellStart"/>
-      <w:r>
-        <w:rPr>
-          <w:color w:val="000000" w:themeColor="text1"/>
-        </w:rPr>
-        <w:t>Blattabacterium</w:t>
-      </w:r>
-      <w:proofErr w:type="spellEnd"/>
-      <w:r>
-        <w:rPr>
-          <w:color w:val="000000" w:themeColor="text1"/>
-        </w:rPr>
-        <w:t xml:space="preserve"> strain</w:t>
-      </w:r>
-      <w:r>
-        <w:rPr>
-          <w:color w:val="000000" w:themeColor="text1"/>
-        </w:rPr>
-        <w:t>. However, we are hesitant to report the number of putatively ancestral insert using this method (on the tree, for example), as this is a somewhat coarse method that requires additional curation to confirm their homology, hence the reported numbers may be inflated. We have not automated this curation step (</w:t>
-      </w:r>
-      <w:r>
-        <w:rPr>
-          <w:color w:val="000000" w:themeColor="text1"/>
-        </w:rPr>
-        <w:t>inspecting 5 kb</w:t>
-      </w:r>
-      <w:r>
-        <w:rPr>
-          <w:color w:val="000000" w:themeColor="text1"/>
-        </w:rPr>
-        <w:t xml:space="preserve"> </w:t>
-      </w:r>
-      <w:r>
-        <w:rPr>
-          <w:color w:val="000000" w:themeColor="text1"/>
-        </w:rPr>
-        <w:t>of cockroach genome sequence upstream and downstream from the insert position across</w:t>
-      </w:r>
-      <w:r>
-        <w:rPr>
-          <w:color w:val="000000" w:themeColor="text1"/>
-        </w:rPr>
-        <w:t xml:space="preserve"> taxa), hence only carried it out on </w:t>
-      </w:r>
-      <w:r>
-        <w:rPr>
-          <w:color w:val="000000" w:themeColor="text1"/>
-        </w:rPr>
-        <w:t>22 putatively ancestral inserts</w:t>
-      </w:r>
-      <w:r>
-        <w:rPr>
-          <w:color w:val="000000" w:themeColor="text1"/>
-        </w:rPr>
-        <w:t>.</w:t>
-      </w:r>
-    </w:p>
-    <w:p>
-      <w:pPr>
-        <w:rPr>
-          <w:color w:val="000000" w:themeColor="text1"/>
-        </w:rPr>
-      </w:pPr>
-    </w:p>
-    <w:p>
-      <w:pPr>
-        <w:rPr>
-          <w:color w:val="000000" w:themeColor="text1"/>
-        </w:rPr>
-      </w:pPr>
-      <w:r>
-        <w:rPr>
-          <w:color w:val="000000" w:themeColor="text1"/>
-        </w:rPr>
-        <w:t>To address the last part of this comment, a</w:t>
-      </w:r>
-      <w:r>
-        <w:rPr>
-          <w:color w:val="000000" w:themeColor="text1"/>
-        </w:rPr>
-        <w:t xml:space="preserve">ll </w:t>
-      </w:r>
-      <w:proofErr w:type="spellStart"/>
-      <w:r>
-        <w:rPr>
-          <w:color w:val="000000" w:themeColor="text1"/>
-        </w:rPr>
-        <w:t>Blattabacterium</w:t>
-      </w:r>
-      <w:proofErr w:type="spellEnd"/>
-      <w:r>
-        <w:rPr>
-          <w:color w:val="000000" w:themeColor="text1"/>
-        </w:rPr>
-        <w:t xml:space="preserve"> regions were involved in insertions </w:t>
-      </w:r>
-      <w:r>
-        <w:rPr>
-          <w:color w:val="000000" w:themeColor="text1"/>
-        </w:rPr>
-        <w:t>– there didn’t appear to be any bias towards particular regions. This is explain</w:t>
-      </w:r>
-      <w:r>
-        <w:rPr>
-          <w:color w:val="000000" w:themeColor="text1"/>
-        </w:rPr>
-        <w:t>ed</w:t>
-      </w:r>
-      <w:r>
-        <w:rPr>
-          <w:color w:val="000000" w:themeColor="text1"/>
-        </w:rPr>
-        <w:t xml:space="preserve"> in lines </w:t>
-      </w:r>
-      <w:r>
-        <w:rPr>
-          <w:color w:val="000000" w:themeColor="text1"/>
-          <w:highlight w:val="yellow"/>
-        </w:rPr>
-        <w:t>###</w:t>
-      </w:r>
-      <w:r>
-        <w:rPr>
-          <w:color w:val="000000" w:themeColor="text1"/>
-        </w:rPr>
-        <w:t xml:space="preserve"> </w:t>
-      </w:r>
-      <w:r>
-        <w:rPr>
-          <w:color w:val="000000" w:themeColor="text1"/>
-        </w:rPr>
-        <w:t>and illustrated in Figure 1C.</w:t>
-      </w:r>
-    </w:p>
-    <w:p>
-      <w:pPr>
-        <w:rPr>
-          <w:color w:val="2F5496" w:themeColor="accent1" w:themeShade="BF"/>
-        </w:rPr>
-      </w:pPr>
-    </w:p>
-    <w:p>
-      <w:pPr>
-        <w:rPr>
-          <w:color w:val="2F5496" w:themeColor="accent1" w:themeShade="BF"/>
-        </w:rPr>
-      </w:pPr>
-      <w:r>
-        <w:rPr>
-          <w:b/>
-          <w:bCs/>
-          <w:color w:val="2F5496" w:themeColor="accent1" w:themeShade="BF"/>
-        </w:rPr>
-        <w:t>R3.</w:t>
-      </w:r>
-      <w:r>
-        <w:rPr>
-          <w:b/>
-          <w:bCs/>
-          <w:color w:val="2F5496" w:themeColor="accent1" w:themeShade="BF"/>
-        </w:rPr>
-        <w:t>5</w:t>
-      </w:r>
-      <w:r>
-        <w:rPr>
-          <w:b/>
-          <w:bCs/>
-          <w:color w:val="2F5496" w:themeColor="accent1" w:themeShade="BF"/>
-        </w:rPr>
-        <w:t>.</w:t>
-      </w:r>
-      <w:r>
-        <w:rPr>
-          <w:color w:val="2F5496" w:themeColor="accent1" w:themeShade="BF"/>
-        </w:rPr>
-        <w:t xml:space="preserve"> </w:t>
-      </w:r>
-      <w:r>
-        <w:rPr>
-          <w:color w:val="2F5496" w:themeColor="accent1" w:themeShade="BF"/>
-        </w:rPr>
         <w:t>L128: How common are chimeras in HGT inserts?</w:t>
       </w:r>
     </w:p>
@@ -2234,7 +2263,6 @@
         <w:rPr>
           <w:color w:val="000000" w:themeColor="text1"/>
         </w:rPr>
-        <w:lastRenderedPageBreak/>
         <w:t xml:space="preserve">We found </w:t>
       </w:r>
       <w:r>
